--- a/process-document.docx
+++ b/process-document.docx
@@ -17,23 +17,7 @@
           <w:b/>
           <w:bCs/>
         </w:rPr>
-        <w:t xml:space="preserve">Assignment | </w:t>
-      </w:r>
-      <w:proofErr w:type="spellStart"/>
-      <w:r>
-        <w:rPr>
-          <w:b/>
-          <w:bCs/>
-        </w:rPr>
-        <w:t>Reattempt_Skill</w:t>
-      </w:r>
-      <w:proofErr w:type="spellEnd"/>
-      <w:r>
-        <w:rPr>
-          <w:b/>
-          <w:bCs/>
-        </w:rPr>
-        <w:t xml:space="preserve"> Test 2</w:t>
+        <w:t>Assignment | Reattempt_Skill Test 2</w:t>
       </w:r>
     </w:p>
     <w:p>
@@ -64,7 +48,7 @@
           <w:bCs/>
         </w:rPr>
       </w:pPr>
-      <w:hyperlink r:id="rId5" w:history="1">
+      <w:hyperlink r:id="rId7" w:history="1">
         <w:r>
           <w:rPr>
             <w:rStyle w:val="Hyperlink"/>
@@ -96,6 +80,9 @@
     </w:p>
     <w:p>
       <w:r>
+        <w:rPr>
+          <w:noProof/>
+        </w:rPr>
         <w:drawing>
           <wp:inline distT="0" distB="0" distL="0" distR="0" wp14:anchorId="6AE50EB6" wp14:editId="1BFF482A">
             <wp:extent cx="4923692" cy="1610864"/>
@@ -112,7 +99,7 @@
                     <pic:cNvPicPr/>
                   </pic:nvPicPr>
                   <pic:blipFill>
-                    <a:blip r:embed="rId6"/>
+                    <a:blip r:embed="rId8"/>
                     <a:stretch>
                       <a:fillRect/>
                     </a:stretch>
@@ -136,6 +123,9 @@
     <w:p/>
     <w:p>
       <w:r>
+        <w:rPr>
+          <w:noProof/>
+        </w:rPr>
         <w:drawing>
           <wp:inline distT="0" distB="0" distL="0" distR="0" wp14:anchorId="455FB02D" wp14:editId="59E24100">
             <wp:extent cx="5141742" cy="2252432"/>
@@ -152,7 +142,7 @@
                     <pic:cNvPicPr/>
                   </pic:nvPicPr>
                   <pic:blipFill>
-                    <a:blip r:embed="rId7"/>
+                    <a:blip r:embed="rId9"/>
                     <a:stretch>
                       <a:fillRect/>
                     </a:stretch>
@@ -176,6 +166,9 @@
     <w:p/>
     <w:p>
       <w:r>
+        <w:rPr>
+          <w:noProof/>
+        </w:rPr>
         <w:drawing>
           <wp:inline distT="0" distB="0" distL="0" distR="0" wp14:anchorId="4A7431DA" wp14:editId="66A9667D">
             <wp:extent cx="4673840" cy="2648086"/>
@@ -192,7 +185,7 @@
                     <pic:cNvPicPr/>
                   </pic:nvPicPr>
                   <pic:blipFill>
-                    <a:blip r:embed="rId8"/>
+                    <a:blip r:embed="rId10"/>
                     <a:stretch>
                       <a:fillRect/>
                     </a:stretch>
@@ -277,6 +270,9 @@
     </w:p>
     <w:p>
       <w:r>
+        <w:rPr>
+          <w:noProof/>
+        </w:rPr>
         <w:drawing>
           <wp:inline distT="0" distB="0" distL="0" distR="0" wp14:anchorId="505C09D1" wp14:editId="7C0453A2">
             <wp:extent cx="5731510" cy="3949065"/>
@@ -293,7 +289,7 @@
                     <pic:cNvPicPr/>
                   </pic:nvPicPr>
                   <pic:blipFill>
-                    <a:blip r:embed="rId9"/>
+                    <a:blip r:embed="rId11"/>
                     <a:stretch>
                       <a:fillRect/>
                     </a:stretch>
@@ -316,6 +312,9 @@
     </w:p>
     <w:p>
       <w:r>
+        <w:rPr>
+          <w:noProof/>
+        </w:rPr>
         <w:drawing>
           <wp:inline distT="0" distB="0" distL="0" distR="0" wp14:anchorId="34655ABB" wp14:editId="7CE9F9DD">
             <wp:extent cx="5731510" cy="508000"/>
@@ -332,7 +331,7 @@
                     <pic:cNvPicPr/>
                   </pic:nvPicPr>
                   <pic:blipFill>
-                    <a:blip r:embed="rId10"/>
+                    <a:blip r:embed="rId12"/>
                     <a:stretch>
                       <a:fillRect/>
                     </a:stretch>
@@ -439,19 +438,14 @@
         </w:numPr>
       </w:pPr>
       <w:r>
-        <w:t xml:space="preserve">MongoDB → </w:t>
-      </w:r>
-      <w:proofErr w:type="spellStart"/>
-      <w:r>
-        <w:t>mongosh</w:t>
-      </w:r>
-      <w:proofErr w:type="spellEnd"/>
-      <w:r>
-        <w:t xml:space="preserve"> --port 27018</w:t>
-      </w:r>
-    </w:p>
-    <w:p>
-      <w:r>
+        <w:t>MongoDB → mongosh --port 27018</w:t>
+      </w:r>
+    </w:p>
+    <w:p>
+      <w:r>
+        <w:rPr>
+          <w:noProof/>
+        </w:rPr>
         <w:lastRenderedPageBreak/>
         <w:drawing>
           <wp:inline distT="0" distB="0" distL="0" distR="0" wp14:anchorId="380316FD" wp14:editId="6F44F189">
@@ -469,7 +463,7 @@
                     <pic:cNvPicPr/>
                   </pic:nvPicPr>
                   <pic:blipFill>
-                    <a:blip r:embed="rId11"/>
+                    <a:blip r:embed="rId13"/>
                     <a:stretch>
                       <a:fillRect/>
                     </a:stretch>
@@ -498,6 +492,9 @@
     </w:p>
     <w:p>
       <w:r>
+        <w:rPr>
+          <w:noProof/>
+        </w:rPr>
         <w:drawing>
           <wp:inline distT="0" distB="0" distL="0" distR="0" wp14:anchorId="09345B8A" wp14:editId="6A31C9F6">
             <wp:extent cx="5731510" cy="519430"/>
@@ -514,7 +511,7 @@
                     <pic:cNvPicPr/>
                   </pic:nvPicPr>
                   <pic:blipFill>
-                    <a:blip r:embed="rId12"/>
+                    <a:blip r:embed="rId14"/>
                     <a:stretch>
                       <a:fillRect/>
                     </a:stretch>
@@ -544,6 +541,9 @@
     </w:p>
     <w:p>
       <w:r>
+        <w:rPr>
+          <w:noProof/>
+        </w:rPr>
         <w:drawing>
           <wp:inline distT="0" distB="0" distL="0" distR="0" wp14:anchorId="521C723C" wp14:editId="48878738">
             <wp:extent cx="5731510" cy="3097530"/>
@@ -560,7 +560,7 @@
                     <pic:cNvPicPr/>
                   </pic:nvPicPr>
                   <pic:blipFill>
-                    <a:blip r:embed="rId13"/>
+                    <a:blip r:embed="rId15"/>
                     <a:stretch>
                       <a:fillRect/>
                     </a:stretch>
@@ -584,6 +584,9 @@
     <w:p/>
     <w:p>
       <w:r>
+        <w:rPr>
+          <w:noProof/>
+        </w:rPr>
         <w:lastRenderedPageBreak/>
         <w:drawing>
           <wp:inline distT="0" distB="0" distL="0" distR="0" wp14:anchorId="709BF1A3" wp14:editId="719DF3A3">
@@ -601,7 +604,7 @@
                     <pic:cNvPicPr/>
                   </pic:nvPicPr>
                   <pic:blipFill>
-                    <a:blip r:embed="rId14"/>
+                    <a:blip r:embed="rId16"/>
                     <a:stretch>
                       <a:fillRect/>
                     </a:stretch>
@@ -625,6 +628,9 @@
     <w:p/>
     <w:p>
       <w:r>
+        <w:rPr>
+          <w:noProof/>
+        </w:rPr>
         <w:drawing>
           <wp:inline distT="0" distB="0" distL="0" distR="0" wp14:anchorId="7F869491" wp14:editId="106055A3">
             <wp:extent cx="5731510" cy="2626995"/>
@@ -641,7 +647,7 @@
                     <pic:cNvPicPr/>
                   </pic:nvPicPr>
                   <pic:blipFill>
-                    <a:blip r:embed="rId15"/>
+                    <a:blip r:embed="rId17"/>
                     <a:stretch>
                       <a:fillRect/>
                     </a:stretch>
@@ -663,22 +669,63 @@
       </w:r>
     </w:p>
     <w:p/>
-    <w:p/>
-    <w:p/>
-    <w:p/>
-    <w:p/>
-    <w:p/>
-    <w:p/>
-    <w:p/>
-    <w:p/>
     <w:p>
       <w:r>
         <w:lastRenderedPageBreak/>
+        <w:drawing>
+          <wp:inline distT="0" distB="0" distL="0" distR="0" wp14:anchorId="187CC3A7" wp14:editId="5979DBE1">
+            <wp:extent cx="5731510" cy="2393315"/>
+            <wp:effectExtent l="0" t="0" r="2540" b="6985"/>
+            <wp:docPr id="1665074438" name="Picture 1"/>
+            <wp:cNvGraphicFramePr>
+              <a:graphicFrameLocks xmlns:a="http://schemas.openxmlformats.org/drawingml/2006/main" noChangeAspect="1"/>
+            </wp:cNvGraphicFramePr>
+            <a:graphic xmlns:a="http://schemas.openxmlformats.org/drawingml/2006/main">
+              <a:graphicData uri="http://schemas.openxmlformats.org/drawingml/2006/picture">
+                <pic:pic xmlns:pic="http://schemas.openxmlformats.org/drawingml/2006/picture">
+                  <pic:nvPicPr>
+                    <pic:cNvPr id="1665074438" name=""/>
+                    <pic:cNvPicPr/>
+                  </pic:nvPicPr>
+                  <pic:blipFill>
+                    <a:blip r:embed="rId18"/>
+                    <a:stretch>
+                      <a:fillRect/>
+                    </a:stretch>
+                  </pic:blipFill>
+                  <pic:spPr>
+                    <a:xfrm>
+                      <a:off x="0" y="0"/>
+                      <a:ext cx="5731510" cy="2393315"/>
+                    </a:xfrm>
+                    <a:prstGeom prst="rect">
+                      <a:avLst/>
+                    </a:prstGeom>
+                  </pic:spPr>
+                </pic:pic>
+              </a:graphicData>
+            </a:graphic>
+          </wp:inline>
+        </w:drawing>
+      </w:r>
+    </w:p>
+    <w:p/>
+    <w:p/>
+    <w:p/>
+    <w:p/>
+    <w:p/>
+    <w:p/>
+    <w:p/>
+    <w:p>
+      <w:r>
         <w:t>Part 3: Kubernetes Deployment</w:t>
       </w:r>
     </w:p>
     <w:p>
       <w:r>
+        <w:rPr>
+          <w:noProof/>
+        </w:rPr>
         <w:drawing>
           <wp:inline distT="0" distB="0" distL="0" distR="0" wp14:anchorId="4E59A450" wp14:editId="1A4FA237">
             <wp:extent cx="5731510" cy="2891155"/>
@@ -695,7 +742,7 @@
                     <pic:cNvPicPr/>
                   </pic:nvPicPr>
                   <pic:blipFill>
-                    <a:blip r:embed="rId16"/>
+                    <a:blip r:embed="rId19"/>
                     <a:stretch>
                       <a:fillRect/>
                     </a:stretch>
@@ -719,6 +766,10 @@
     <w:p/>
     <w:p>
       <w:r>
+        <w:rPr>
+          <w:noProof/>
+        </w:rPr>
+        <w:lastRenderedPageBreak/>
         <w:drawing>
           <wp:inline distT="0" distB="0" distL="0" distR="0" wp14:anchorId="305DBF7E" wp14:editId="7CB5BC93">
             <wp:extent cx="5731510" cy="2260600"/>
@@ -735,7 +786,7 @@
                     <pic:cNvPicPr/>
                   </pic:nvPicPr>
                   <pic:blipFill>
-                    <a:blip r:embed="rId17"/>
+                    <a:blip r:embed="rId20"/>
                     <a:stretch>
                       <a:fillRect/>
                     </a:stretch>
@@ -780,7 +831,6 @@
           <w:b/>
           <w:bCs/>
         </w:rPr>
-        <w:lastRenderedPageBreak/>
         <w:t>Part 4: Blue-Green Deployment Implementation </w:t>
       </w:r>
     </w:p>
@@ -805,23 +855,7 @@
           <w:b/>
           <w:bCs/>
         </w:rPr>
-        <w:t xml:space="preserve">**In One </w:t>
-      </w:r>
-      <w:proofErr w:type="gramStart"/>
-      <w:r>
-        <w:rPr>
-          <w:b/>
-          <w:bCs/>
-        </w:rPr>
-        <w:t>Sentence:*</w:t>
-      </w:r>
-      <w:proofErr w:type="gramEnd"/>
-      <w:r>
-        <w:rPr>
-          <w:b/>
-          <w:bCs/>
-        </w:rPr>
-        <w:t>*</w:t>
+        <w:t>**In One Sentence:**</w:t>
       </w:r>
       <w:r>
         <w:t xml:space="preserve"> Two production environments (Blue &amp; Green), only one active at a time, switch with zero downtime.</w:t>
@@ -861,120 +895,75 @@
       </w:r>
     </w:p>
     <w:p>
-      <w:r>
-        <w:t xml:space="preserve">- </w:t>
-      </w:r>
-      <w:proofErr w:type="gramStart"/>
-      <w:r>
-        <w:t>[ ]</w:t>
-      </w:r>
-      <w:proofErr w:type="gramEnd"/>
-      <w:r>
-        <w:t xml:space="preserve"> Green pods are 1/1 Ready</w:t>
-      </w:r>
-    </w:p>
-    <w:p>
-      <w:r>
-        <w:t xml:space="preserve">- </w:t>
-      </w:r>
-      <w:proofErr w:type="gramStart"/>
-      <w:r>
-        <w:t>[ ]</w:t>
-      </w:r>
-      <w:proofErr w:type="gramEnd"/>
-      <w:r>
-        <w:t xml:space="preserve"> Green /health endpoint responds</w:t>
-      </w:r>
-    </w:p>
-    <w:p>
-      <w:r>
-        <w:t xml:space="preserve">- </w:t>
-      </w:r>
-      <w:proofErr w:type="gramStart"/>
-      <w:r>
-        <w:t>[ ]</w:t>
-      </w:r>
-      <w:proofErr w:type="gramEnd"/>
-      <w:r>
-        <w:t xml:space="preserve"> All features tested in Green</w:t>
-      </w:r>
-    </w:p>
-    <w:p>
-      <w:r>
-        <w:t xml:space="preserve">- </w:t>
-      </w:r>
-      <w:proofErr w:type="gramStart"/>
-      <w:r>
-        <w:t>[ ]</w:t>
-      </w:r>
-      <w:proofErr w:type="gramEnd"/>
-      <w:r>
-        <w:t xml:space="preserve"> Load testing completed</w:t>
-      </w:r>
-    </w:p>
-    <w:p>
-      <w:r>
-        <w:t xml:space="preserve">- </w:t>
-      </w:r>
-      <w:proofErr w:type="gramStart"/>
-      <w:r>
-        <w:t>[ ]</w:t>
-      </w:r>
-      <w:proofErr w:type="gramEnd"/>
-      <w:r>
-        <w:t xml:space="preserve"> Security validation passed</w:t>
-      </w:r>
-    </w:p>
-    <w:p>
-      <w:r>
-        <w:t xml:space="preserve">- </w:t>
-      </w:r>
-      <w:proofErr w:type="gramStart"/>
-      <w:r>
-        <w:t>[ ]</w:t>
-      </w:r>
-      <w:proofErr w:type="gramEnd"/>
-      <w:r>
-        <w:t xml:space="preserve"> Database compatibility verified</w:t>
-      </w:r>
-    </w:p>
-    <w:p>
-      <w:r>
-        <w:t xml:space="preserve">- </w:t>
-      </w:r>
-      <w:proofErr w:type="gramStart"/>
-      <w:r>
-        <w:t>[ ]</w:t>
-      </w:r>
-      <w:proofErr w:type="gramEnd"/>
-      <w:r>
-        <w:t xml:space="preserve"> API response times acceptable</w:t>
-      </w:r>
-    </w:p>
-    <w:p>
-      <w:r>
-        <w:t xml:space="preserve">- </w:t>
-      </w:r>
-      <w:proofErr w:type="gramStart"/>
-      <w:r>
-        <w:t>[ ]</w:t>
-      </w:r>
-      <w:proofErr w:type="gramEnd"/>
-      <w:r>
-        <w:t xml:space="preserve"> Error rates are 0%</w:t>
-      </w:r>
-    </w:p>
-    <w:p>
-      <w:r>
-        <w:t xml:space="preserve">- </w:t>
-      </w:r>
-      <w:proofErr w:type="gramStart"/>
-      <w:r>
-        <w:t>[ ]</w:t>
-      </w:r>
-      <w:proofErr w:type="gramEnd"/>
-      <w:r>
-        <w:t xml:space="preserve"> Blue still stable (no unrelated issues)</w:t>
+      <w:pPr>
+        <w:pStyle w:val="NoSpacing"/>
+      </w:pPr>
+      <w:r>
+        <w:t>[ ] Green pods are 1/1 Ready</w:t>
+      </w:r>
+    </w:p>
+    <w:p>
+      <w:pPr>
+        <w:pStyle w:val="NoSpacing"/>
+      </w:pPr>
+      <w:r>
+        <w:t>[ ] Green /health endpoint responds</w:t>
+      </w:r>
+    </w:p>
+    <w:p>
+      <w:pPr>
+        <w:pStyle w:val="NoSpacing"/>
+      </w:pPr>
+      <w:r>
+        <w:t>[ ] All features tested in Green</w:t>
+      </w:r>
+    </w:p>
+    <w:p>
+      <w:pPr>
+        <w:pStyle w:val="NoSpacing"/>
+      </w:pPr>
+      <w:r>
+        <w:t>[ ] Load testing completed</w:t>
+      </w:r>
+    </w:p>
+    <w:p>
+      <w:pPr>
+        <w:pStyle w:val="NoSpacing"/>
+      </w:pPr>
+      <w:r>
+        <w:t>[ ] Security validation passed</w:t>
+      </w:r>
+    </w:p>
+    <w:p>
+      <w:pPr>
+        <w:pStyle w:val="NoSpacing"/>
+      </w:pPr>
+      <w:r>
+        <w:t>[ ] Database compatibility verified</w:t>
+      </w:r>
+    </w:p>
+    <w:p>
+      <w:pPr>
+        <w:pStyle w:val="NoSpacing"/>
+      </w:pPr>
+      <w:r>
+        <w:t>[ ] API response times acceptable</w:t>
+      </w:r>
+    </w:p>
+    <w:p>
+      <w:pPr>
+        <w:pStyle w:val="NoSpacing"/>
+      </w:pPr>
+      <w:r>
+        <w:t>[ ] Error rates are 0%</w:t>
+      </w:r>
+    </w:p>
+    <w:p>
+      <w:pPr>
+        <w:pStyle w:val="NoSpacing"/>
+      </w:pPr>
+      <w:r>
+        <w:t>[ ] Blue still stable (no unrelated issues)</w:t>
       </w:r>
     </w:p>
     <w:p/>
@@ -987,101 +976,67 @@
         <w:t>### After Switching to Green</w:t>
       </w:r>
     </w:p>
-    <w:p/>
-    <w:p>
-      <w:r>
-        <w:t xml:space="preserve">- </w:t>
-      </w:r>
-      <w:proofErr w:type="gramStart"/>
-      <w:r>
-        <w:t>[ ]</w:t>
-      </w:r>
-      <w:proofErr w:type="gramEnd"/>
-      <w:r>
-        <w:t xml:space="preserve"> Monitor error rates (next 1 hour)</w:t>
-      </w:r>
-    </w:p>
-    <w:p>
-      <w:r>
-        <w:t xml:space="preserve">- </w:t>
-      </w:r>
-      <w:proofErr w:type="gramStart"/>
-      <w:r>
-        <w:t>[ ]</w:t>
-      </w:r>
-      <w:proofErr w:type="gramEnd"/>
-      <w:r>
-        <w:t xml:space="preserve"> Monitor response times</w:t>
-      </w:r>
-    </w:p>
-    <w:p>
-      <w:r>
-        <w:t xml:space="preserve">- </w:t>
-      </w:r>
-      <w:proofErr w:type="gramStart"/>
-      <w:r>
-        <w:t>[ ]</w:t>
-      </w:r>
-      <w:proofErr w:type="gramEnd"/>
-      <w:r>
-        <w:t xml:space="preserve"> Check user feedback channels</w:t>
-      </w:r>
-    </w:p>
-    <w:p>
-      <w:r>
-        <w:t xml:space="preserve">- </w:t>
-      </w:r>
-      <w:proofErr w:type="gramStart"/>
-      <w:r>
-        <w:t>[ ]</w:t>
-      </w:r>
-      <w:proofErr w:type="gramEnd"/>
-      <w:r>
-        <w:t xml:space="preserve"> Verify database performance</w:t>
-      </w:r>
-    </w:p>
-    <w:p>
-      <w:r>
-        <w:t xml:space="preserve">- </w:t>
-      </w:r>
-      <w:proofErr w:type="gramStart"/>
-      <w:r>
-        <w:t>[ ]</w:t>
-      </w:r>
-      <w:proofErr w:type="gramEnd"/>
-      <w:r>
-        <w:t xml:space="preserve"> Confirm no data corruption</w:t>
-      </w:r>
-    </w:p>
-    <w:p>
-      <w:r>
-        <w:t xml:space="preserve">- </w:t>
-      </w:r>
-      <w:proofErr w:type="gramStart"/>
-      <w:r>
-        <w:t>[ ]</w:t>
-      </w:r>
-      <w:proofErr w:type="gramEnd"/>
-      <w:r>
-        <w:t xml:space="preserve"> After 6+ hours, declare stable</w:t>
-      </w:r>
-    </w:p>
-    <w:p>
-      <w:r>
-        <w:t xml:space="preserve">- </w:t>
-      </w:r>
-      <w:proofErr w:type="gramStart"/>
-      <w:r>
-        <w:t>[ ]</w:t>
-      </w:r>
-      <w:proofErr w:type="gramEnd"/>
-      <w:r>
-        <w:t xml:space="preserve"> After 24 hours, can retire Blue</w:t>
-      </w:r>
-    </w:p>
-    <w:p/>
-    <w:p/>
-    <w:p/>
+    <w:p>
+      <w:pPr>
+        <w:pStyle w:val="NoSpacing"/>
+      </w:pPr>
+    </w:p>
+    <w:p>
+      <w:pPr>
+        <w:pStyle w:val="NoSpacing"/>
+      </w:pPr>
+      <w:r>
+        <w:t>- [ ] Monitor error rates (next 1 hour)</w:t>
+      </w:r>
+    </w:p>
+    <w:p>
+      <w:pPr>
+        <w:pStyle w:val="NoSpacing"/>
+      </w:pPr>
+      <w:r>
+        <w:t>- [ ] Monitor response times</w:t>
+      </w:r>
+    </w:p>
+    <w:p>
+      <w:pPr>
+        <w:pStyle w:val="NoSpacing"/>
+      </w:pPr>
+      <w:r>
+        <w:t>- [ ] Check user feedback channels</w:t>
+      </w:r>
+    </w:p>
+    <w:p>
+      <w:pPr>
+        <w:pStyle w:val="NoSpacing"/>
+      </w:pPr>
+      <w:r>
+        <w:t>- [ ] Verify database performance</w:t>
+      </w:r>
+    </w:p>
+    <w:p>
+      <w:pPr>
+        <w:pStyle w:val="NoSpacing"/>
+      </w:pPr>
+      <w:r>
+        <w:t>- [ ] Confirm no data corruption</w:t>
+      </w:r>
+    </w:p>
+    <w:p>
+      <w:pPr>
+        <w:pStyle w:val="NoSpacing"/>
+      </w:pPr>
+      <w:r>
+        <w:t>- [ ] After 6+ hours, declare stable</w:t>
+      </w:r>
+    </w:p>
+    <w:p>
+      <w:pPr>
+        <w:pStyle w:val="NoSpacing"/>
+      </w:pPr>
+      <w:r>
+        <w:t>- [ ] After 24 hours, can retire Blue</w:t>
+      </w:r>
+    </w:p>
     <w:p/>
     <w:p>
       <w:r>
@@ -1089,71 +1044,561 @@
           <w:b/>
           <w:bCs/>
         </w:rPr>
+        <w:t>### Before Retiring Old Version</w:t>
+      </w:r>
+    </w:p>
+    <w:p>
+      <w:pPr>
+        <w:pStyle w:val="NoSpacing"/>
+      </w:pPr>
+      <w:r>
+        <w:t>- [ ] Green has run stable for 24+ hours</w:t>
+      </w:r>
+    </w:p>
+    <w:p>
+      <w:pPr>
+        <w:pStyle w:val="NoSpacing"/>
+      </w:pPr>
+      <w:r>
+        <w:t>- [ ] Zero issues reported</w:t>
+      </w:r>
+    </w:p>
+    <w:p>
+      <w:pPr>
+        <w:pStyle w:val="NoSpacing"/>
+      </w:pPr>
+      <w:r>
+        <w:t>- [ ] Rollback no longer needed</w:t>
+      </w:r>
+    </w:p>
+    <w:p>
+      <w:pPr>
+        <w:pStyle w:val="NoSpacing"/>
+      </w:pPr>
+      <w:r>
+        <w:t>- [ ] Then: kubectl delete deployment frontend-blue</w:t>
+      </w:r>
+    </w:p>
+    <w:p/>
+    <w:p/>
+    <w:p>
+      <w:r>
+        <w:rPr>
+          <w:noProof/>
+        </w:rPr>
+        <w:drawing>
+          <wp:inline distT="0" distB="0" distL="0" distR="0" wp14:anchorId="46F1EB54" wp14:editId="08EEFBFD">
+            <wp:extent cx="5731510" cy="1447165"/>
+            <wp:effectExtent l="0" t="0" r="2540" b="635"/>
+            <wp:docPr id="517887201" name="Picture 1"/>
+            <wp:cNvGraphicFramePr>
+              <a:graphicFrameLocks xmlns:a="http://schemas.openxmlformats.org/drawingml/2006/main" noChangeAspect="1"/>
+            </wp:cNvGraphicFramePr>
+            <a:graphic xmlns:a="http://schemas.openxmlformats.org/drawingml/2006/main">
+              <a:graphicData uri="http://schemas.openxmlformats.org/drawingml/2006/picture">
+                <pic:pic xmlns:pic="http://schemas.openxmlformats.org/drawingml/2006/picture">
+                  <pic:nvPicPr>
+                    <pic:cNvPr id="517887201" name=""/>
+                    <pic:cNvPicPr/>
+                  </pic:nvPicPr>
+                  <pic:blipFill>
+                    <a:blip r:embed="rId21"/>
+                    <a:stretch>
+                      <a:fillRect/>
+                    </a:stretch>
+                  </pic:blipFill>
+                  <pic:spPr>
+                    <a:xfrm>
+                      <a:off x="0" y="0"/>
+                      <a:ext cx="5731510" cy="1447165"/>
+                    </a:xfrm>
+                    <a:prstGeom prst="rect">
+                      <a:avLst/>
+                    </a:prstGeom>
+                  </pic:spPr>
+                </pic:pic>
+              </a:graphicData>
+            </a:graphic>
+          </wp:inline>
+        </w:drawing>
+      </w:r>
+    </w:p>
+    <w:p>
+      <w:r>
+        <w:rPr>
+          <w:noProof/>
+        </w:rPr>
+        <w:drawing>
+          <wp:inline distT="0" distB="0" distL="0" distR="0" wp14:anchorId="7CE21076" wp14:editId="3A32A196">
+            <wp:extent cx="5731510" cy="2978150"/>
+            <wp:effectExtent l="0" t="0" r="2540" b="0"/>
+            <wp:docPr id="580614813" name="Picture 1"/>
+            <wp:cNvGraphicFramePr>
+              <a:graphicFrameLocks xmlns:a="http://schemas.openxmlformats.org/drawingml/2006/main" noChangeAspect="1"/>
+            </wp:cNvGraphicFramePr>
+            <a:graphic xmlns:a="http://schemas.openxmlformats.org/drawingml/2006/main">
+              <a:graphicData uri="http://schemas.openxmlformats.org/drawingml/2006/picture">
+                <pic:pic xmlns:pic="http://schemas.openxmlformats.org/drawingml/2006/picture">
+                  <pic:nvPicPr>
+                    <pic:cNvPr id="580614813" name=""/>
+                    <pic:cNvPicPr/>
+                  </pic:nvPicPr>
+                  <pic:blipFill>
+                    <a:blip r:embed="rId22"/>
+                    <a:stretch>
+                      <a:fillRect/>
+                    </a:stretch>
+                  </pic:blipFill>
+                  <pic:spPr>
+                    <a:xfrm>
+                      <a:off x="0" y="0"/>
+                      <a:ext cx="5731510" cy="2978150"/>
+                    </a:xfrm>
+                    <a:prstGeom prst="rect">
+                      <a:avLst/>
+                    </a:prstGeom>
+                  </pic:spPr>
+                </pic:pic>
+              </a:graphicData>
+            </a:graphic>
+          </wp:inline>
+        </w:drawing>
+      </w:r>
+    </w:p>
+    <w:p/>
+    <w:p/>
+    <w:p/>
+    <w:p>
+      <w:r>
+        <w:rPr>
+          <w:noProof/>
+        </w:rPr>
+        <w:drawing>
+          <wp:inline distT="0" distB="0" distL="0" distR="0" wp14:anchorId="141967A8" wp14:editId="7E053DDE">
+            <wp:extent cx="5731510" cy="1324610"/>
+            <wp:effectExtent l="0" t="0" r="2540" b="8890"/>
+            <wp:docPr id="245242925" name="Picture 1"/>
+            <wp:cNvGraphicFramePr>
+              <a:graphicFrameLocks xmlns:a="http://schemas.openxmlformats.org/drawingml/2006/main" noChangeAspect="1"/>
+            </wp:cNvGraphicFramePr>
+            <a:graphic xmlns:a="http://schemas.openxmlformats.org/drawingml/2006/main">
+              <a:graphicData uri="http://schemas.openxmlformats.org/drawingml/2006/picture">
+                <pic:pic xmlns:pic="http://schemas.openxmlformats.org/drawingml/2006/picture">
+                  <pic:nvPicPr>
+                    <pic:cNvPr id="245242925" name=""/>
+                    <pic:cNvPicPr/>
+                  </pic:nvPicPr>
+                  <pic:blipFill>
+                    <a:blip r:embed="rId23"/>
+                    <a:stretch>
+                      <a:fillRect/>
+                    </a:stretch>
+                  </pic:blipFill>
+                  <pic:spPr>
+                    <a:xfrm>
+                      <a:off x="0" y="0"/>
+                      <a:ext cx="5731510" cy="1324610"/>
+                    </a:xfrm>
+                    <a:prstGeom prst="rect">
+                      <a:avLst/>
+                    </a:prstGeom>
+                  </pic:spPr>
+                </pic:pic>
+              </a:graphicData>
+            </a:graphic>
+          </wp:inline>
+        </w:drawing>
+      </w:r>
+    </w:p>
+    <w:p/>
+    <w:p/>
+    <w:p/>
+    <w:p/>
+    <w:p/>
+    <w:p/>
+    <w:p/>
+    <w:p>
+      <w:r>
+        <w:rPr>
+          <w:noProof/>
+        </w:rPr>
+        <w:drawing>
+          <wp:inline distT="0" distB="0" distL="0" distR="0" wp14:anchorId="383721EE" wp14:editId="4E613D35">
+            <wp:extent cx="5731510" cy="3074670"/>
+            <wp:effectExtent l="0" t="0" r="2540" b="0"/>
+            <wp:docPr id="2129157589" name="Picture 1"/>
+            <wp:cNvGraphicFramePr>
+              <a:graphicFrameLocks xmlns:a="http://schemas.openxmlformats.org/drawingml/2006/main" noChangeAspect="1"/>
+            </wp:cNvGraphicFramePr>
+            <a:graphic xmlns:a="http://schemas.openxmlformats.org/drawingml/2006/main">
+              <a:graphicData uri="http://schemas.openxmlformats.org/drawingml/2006/picture">
+                <pic:pic xmlns:pic="http://schemas.openxmlformats.org/drawingml/2006/picture">
+                  <pic:nvPicPr>
+                    <pic:cNvPr id="2129157589" name=""/>
+                    <pic:cNvPicPr/>
+                  </pic:nvPicPr>
+                  <pic:blipFill>
+                    <a:blip r:embed="rId24"/>
+                    <a:stretch>
+                      <a:fillRect/>
+                    </a:stretch>
+                  </pic:blipFill>
+                  <pic:spPr>
+                    <a:xfrm>
+                      <a:off x="0" y="0"/>
+                      <a:ext cx="5731510" cy="3074670"/>
+                    </a:xfrm>
+                    <a:prstGeom prst="rect">
+                      <a:avLst/>
+                    </a:prstGeom>
+                  </pic:spPr>
+                </pic:pic>
+              </a:graphicData>
+            </a:graphic>
+          </wp:inline>
+        </w:drawing>
+      </w:r>
+    </w:p>
+    <w:p/>
+    <w:p>
+      <w:r>
+        <w:rPr>
+          <w:noProof/>
+        </w:rPr>
+        <w:drawing>
+          <wp:inline distT="0" distB="0" distL="0" distR="0" wp14:anchorId="51D6E441" wp14:editId="69A1D4F6">
+            <wp:extent cx="5731510" cy="374015"/>
+            <wp:effectExtent l="0" t="0" r="2540" b="6985"/>
+            <wp:docPr id="1019091889" name="Picture 1"/>
+            <wp:cNvGraphicFramePr>
+              <a:graphicFrameLocks xmlns:a="http://schemas.openxmlformats.org/drawingml/2006/main" noChangeAspect="1"/>
+            </wp:cNvGraphicFramePr>
+            <a:graphic xmlns:a="http://schemas.openxmlformats.org/drawingml/2006/main">
+              <a:graphicData uri="http://schemas.openxmlformats.org/drawingml/2006/picture">
+                <pic:pic xmlns:pic="http://schemas.openxmlformats.org/drawingml/2006/picture">
+                  <pic:nvPicPr>
+                    <pic:cNvPr id="1019091889" name=""/>
+                    <pic:cNvPicPr/>
+                  </pic:nvPicPr>
+                  <pic:blipFill>
+                    <a:blip r:embed="rId25"/>
+                    <a:stretch>
+                      <a:fillRect/>
+                    </a:stretch>
+                  </pic:blipFill>
+                  <pic:spPr>
+                    <a:xfrm>
+                      <a:off x="0" y="0"/>
+                      <a:ext cx="5731510" cy="374015"/>
+                    </a:xfrm>
+                    <a:prstGeom prst="rect">
+                      <a:avLst/>
+                    </a:prstGeom>
+                  </pic:spPr>
+                </pic:pic>
+              </a:graphicData>
+            </a:graphic>
+          </wp:inline>
+        </w:drawing>
+      </w:r>
+    </w:p>
+    <w:p>
+      <w:r>
+        <w:rPr>
+          <w:noProof/>
+        </w:rPr>
         <w:lastRenderedPageBreak/>
-        <w:t>### Before Retiring Old Version</w:t>
-      </w:r>
-    </w:p>
-    <w:p/>
-    <w:p>
-      <w:r>
-        <w:t xml:space="preserve">- </w:t>
-      </w:r>
-      <w:proofErr w:type="gramStart"/>
-      <w:r>
-        <w:t>[ ]</w:t>
-      </w:r>
-      <w:proofErr w:type="gramEnd"/>
-      <w:r>
-        <w:t xml:space="preserve"> Green has run stable for 24+ hours</w:t>
-      </w:r>
-    </w:p>
-    <w:p>
-      <w:r>
-        <w:t xml:space="preserve">- </w:t>
-      </w:r>
-      <w:proofErr w:type="gramStart"/>
-      <w:r>
-        <w:t>[ ]</w:t>
-      </w:r>
-      <w:proofErr w:type="gramEnd"/>
-      <w:r>
-        <w:t xml:space="preserve"> Zero issues reported</w:t>
-      </w:r>
-    </w:p>
-    <w:p>
-      <w:r>
-        <w:t xml:space="preserve">- </w:t>
-      </w:r>
-      <w:proofErr w:type="gramStart"/>
-      <w:r>
-        <w:t>[ ]</w:t>
-      </w:r>
-      <w:proofErr w:type="gramEnd"/>
-      <w:r>
-        <w:t xml:space="preserve"> Rollback no longer needed</w:t>
-      </w:r>
-    </w:p>
-    <w:p>
-      <w:r>
-        <w:t xml:space="preserve">- </w:t>
-      </w:r>
-      <w:proofErr w:type="gramStart"/>
-      <w:r>
-        <w:t>[ ]</w:t>
-      </w:r>
-      <w:proofErr w:type="gramEnd"/>
-      <w:r>
-        <w:t xml:space="preserve"> Then: </w:t>
-      </w:r>
-      <w:proofErr w:type="spellStart"/>
-      <w:r>
-        <w:t>kubectl</w:t>
-      </w:r>
-      <w:proofErr w:type="spellEnd"/>
-      <w:r>
-        <w:t xml:space="preserve"> delete deployment frontend-blue</w:t>
-      </w:r>
-    </w:p>
+        <w:drawing>
+          <wp:inline distT="0" distB="0" distL="0" distR="0" wp14:anchorId="3AB73A9D" wp14:editId="5F2B39E3">
+            <wp:extent cx="5731510" cy="2907665"/>
+            <wp:effectExtent l="0" t="0" r="2540" b="6985"/>
+            <wp:docPr id="86478737" name="Picture 1"/>
+            <wp:cNvGraphicFramePr>
+              <a:graphicFrameLocks xmlns:a="http://schemas.openxmlformats.org/drawingml/2006/main" noChangeAspect="1"/>
+            </wp:cNvGraphicFramePr>
+            <a:graphic xmlns:a="http://schemas.openxmlformats.org/drawingml/2006/main">
+              <a:graphicData uri="http://schemas.openxmlformats.org/drawingml/2006/picture">
+                <pic:pic xmlns:pic="http://schemas.openxmlformats.org/drawingml/2006/picture">
+                  <pic:nvPicPr>
+                    <pic:cNvPr id="86478737" name=""/>
+                    <pic:cNvPicPr/>
+                  </pic:nvPicPr>
+                  <pic:blipFill>
+                    <a:blip r:embed="rId26"/>
+                    <a:stretch>
+                      <a:fillRect/>
+                    </a:stretch>
+                  </pic:blipFill>
+                  <pic:spPr>
+                    <a:xfrm>
+                      <a:off x="0" y="0"/>
+                      <a:ext cx="5731510" cy="2907665"/>
+                    </a:xfrm>
+                    <a:prstGeom prst="rect">
+                      <a:avLst/>
+                    </a:prstGeom>
+                  </pic:spPr>
+                </pic:pic>
+              </a:graphicData>
+            </a:graphic>
+          </wp:inline>
+        </w:drawing>
+      </w:r>
+    </w:p>
+    <w:p>
+      <w:r>
+        <w:rPr>
+          <w:noProof/>
+        </w:rPr>
+        <w:drawing>
+          <wp:inline distT="0" distB="0" distL="0" distR="0" wp14:anchorId="4D465989" wp14:editId="65F8315F">
+            <wp:extent cx="5731510" cy="2862580"/>
+            <wp:effectExtent l="0" t="0" r="2540" b="0"/>
+            <wp:docPr id="1395010741" name="Picture 1"/>
+            <wp:cNvGraphicFramePr>
+              <a:graphicFrameLocks xmlns:a="http://schemas.openxmlformats.org/drawingml/2006/main" noChangeAspect="1"/>
+            </wp:cNvGraphicFramePr>
+            <a:graphic xmlns:a="http://schemas.openxmlformats.org/drawingml/2006/main">
+              <a:graphicData uri="http://schemas.openxmlformats.org/drawingml/2006/picture">
+                <pic:pic xmlns:pic="http://schemas.openxmlformats.org/drawingml/2006/picture">
+                  <pic:nvPicPr>
+                    <pic:cNvPr id="1395010741" name=""/>
+                    <pic:cNvPicPr/>
+                  </pic:nvPicPr>
+                  <pic:blipFill>
+                    <a:blip r:embed="rId27"/>
+                    <a:stretch>
+                      <a:fillRect/>
+                    </a:stretch>
+                  </pic:blipFill>
+                  <pic:spPr>
+                    <a:xfrm>
+                      <a:off x="0" y="0"/>
+                      <a:ext cx="5731510" cy="2862580"/>
+                    </a:xfrm>
+                    <a:prstGeom prst="rect">
+                      <a:avLst/>
+                    </a:prstGeom>
+                  </pic:spPr>
+                </pic:pic>
+              </a:graphicData>
+            </a:graphic>
+          </wp:inline>
+        </w:drawing>
+      </w:r>
+    </w:p>
+    <w:p/>
+    <w:p>
+      <w:r>
+        <w:rPr>
+          <w:noProof/>
+        </w:rPr>
+        <w:drawing>
+          <wp:inline distT="0" distB="0" distL="0" distR="0" wp14:anchorId="0A38F457" wp14:editId="46025551">
+            <wp:extent cx="5569236" cy="1447874"/>
+            <wp:effectExtent l="0" t="0" r="0" b="0"/>
+            <wp:docPr id="743070374" name="Picture 1"/>
+            <wp:cNvGraphicFramePr>
+              <a:graphicFrameLocks xmlns:a="http://schemas.openxmlformats.org/drawingml/2006/main" noChangeAspect="1"/>
+            </wp:cNvGraphicFramePr>
+            <a:graphic xmlns:a="http://schemas.openxmlformats.org/drawingml/2006/main">
+              <a:graphicData uri="http://schemas.openxmlformats.org/drawingml/2006/picture">
+                <pic:pic xmlns:pic="http://schemas.openxmlformats.org/drawingml/2006/picture">
+                  <pic:nvPicPr>
+                    <pic:cNvPr id="743070374" name=""/>
+                    <pic:cNvPicPr/>
+                  </pic:nvPicPr>
+                  <pic:blipFill>
+                    <a:blip r:embed="rId28"/>
+                    <a:stretch>
+                      <a:fillRect/>
+                    </a:stretch>
+                  </pic:blipFill>
+                  <pic:spPr>
+                    <a:xfrm>
+                      <a:off x="0" y="0"/>
+                      <a:ext cx="5569236" cy="1447874"/>
+                    </a:xfrm>
+                    <a:prstGeom prst="rect">
+                      <a:avLst/>
+                    </a:prstGeom>
+                  </pic:spPr>
+                </pic:pic>
+              </a:graphicData>
+            </a:graphic>
+          </wp:inline>
+        </w:drawing>
+      </w:r>
+    </w:p>
+    <w:p>
+      <w:r>
+        <w:rPr>
+          <w:noProof/>
+        </w:rPr>
+        <w:lastRenderedPageBreak/>
+        <w:drawing>
+          <wp:inline distT="0" distB="0" distL="0" distR="0" wp14:anchorId="09DED155" wp14:editId="44116E23">
+            <wp:extent cx="5467631" cy="1549480"/>
+            <wp:effectExtent l="0" t="0" r="0" b="0"/>
+            <wp:docPr id="2019684320" name="Picture 1"/>
+            <wp:cNvGraphicFramePr>
+              <a:graphicFrameLocks xmlns:a="http://schemas.openxmlformats.org/drawingml/2006/main" noChangeAspect="1"/>
+            </wp:cNvGraphicFramePr>
+            <a:graphic xmlns:a="http://schemas.openxmlformats.org/drawingml/2006/main">
+              <a:graphicData uri="http://schemas.openxmlformats.org/drawingml/2006/picture">
+                <pic:pic xmlns:pic="http://schemas.openxmlformats.org/drawingml/2006/picture">
+                  <pic:nvPicPr>
+                    <pic:cNvPr id="2019684320" name=""/>
+                    <pic:cNvPicPr/>
+                  </pic:nvPicPr>
+                  <pic:blipFill>
+                    <a:blip r:embed="rId29"/>
+                    <a:stretch>
+                      <a:fillRect/>
+                    </a:stretch>
+                  </pic:blipFill>
+                  <pic:spPr>
+                    <a:xfrm>
+                      <a:off x="0" y="0"/>
+                      <a:ext cx="5467631" cy="1549480"/>
+                    </a:xfrm>
+                    <a:prstGeom prst="rect">
+                      <a:avLst/>
+                    </a:prstGeom>
+                  </pic:spPr>
+                </pic:pic>
+              </a:graphicData>
+            </a:graphic>
+          </wp:inline>
+        </w:drawing>
+      </w:r>
+    </w:p>
+    <w:p>
+      <w:r>
+        <w:rPr>
+          <w:noProof/>
+        </w:rPr>
+        <w:drawing>
+          <wp:inline distT="0" distB="0" distL="0" distR="0" wp14:anchorId="5CFE24F0" wp14:editId="1CDBFDFB">
+            <wp:extent cx="5416828" cy="1587582"/>
+            <wp:effectExtent l="0" t="0" r="0" b="0"/>
+            <wp:docPr id="518609594" name="Picture 1"/>
+            <wp:cNvGraphicFramePr>
+              <a:graphicFrameLocks xmlns:a="http://schemas.openxmlformats.org/drawingml/2006/main" noChangeAspect="1"/>
+            </wp:cNvGraphicFramePr>
+            <a:graphic xmlns:a="http://schemas.openxmlformats.org/drawingml/2006/main">
+              <a:graphicData uri="http://schemas.openxmlformats.org/drawingml/2006/picture">
+                <pic:pic xmlns:pic="http://schemas.openxmlformats.org/drawingml/2006/picture">
+                  <pic:nvPicPr>
+                    <pic:cNvPr id="518609594" name=""/>
+                    <pic:cNvPicPr/>
+                  </pic:nvPicPr>
+                  <pic:blipFill>
+                    <a:blip r:embed="rId30"/>
+                    <a:stretch>
+                      <a:fillRect/>
+                    </a:stretch>
+                  </pic:blipFill>
+                  <pic:spPr>
+                    <a:xfrm>
+                      <a:off x="0" y="0"/>
+                      <a:ext cx="5416828" cy="1587582"/>
+                    </a:xfrm>
+                    <a:prstGeom prst="rect">
+                      <a:avLst/>
+                    </a:prstGeom>
+                  </pic:spPr>
+                </pic:pic>
+              </a:graphicData>
+            </a:graphic>
+          </wp:inline>
+        </w:drawing>
+      </w:r>
+    </w:p>
+    <w:p/>
+    <w:p/>
+    <w:p>
+      <w:r>
+        <w:drawing>
+          <wp:inline distT="0" distB="0" distL="0" distR="0" wp14:anchorId="5EC0DD19" wp14:editId="4AB67C07">
+            <wp:extent cx="5731510" cy="3063240"/>
+            <wp:effectExtent l="0" t="0" r="2540" b="3810"/>
+            <wp:docPr id="835102824" name="Picture 1"/>
+            <wp:cNvGraphicFramePr>
+              <a:graphicFrameLocks xmlns:a="http://schemas.openxmlformats.org/drawingml/2006/main" noChangeAspect="1"/>
+            </wp:cNvGraphicFramePr>
+            <a:graphic xmlns:a="http://schemas.openxmlformats.org/drawingml/2006/main">
+              <a:graphicData uri="http://schemas.openxmlformats.org/drawingml/2006/picture">
+                <pic:pic xmlns:pic="http://schemas.openxmlformats.org/drawingml/2006/picture">
+                  <pic:nvPicPr>
+                    <pic:cNvPr id="835102824" name=""/>
+                    <pic:cNvPicPr/>
+                  </pic:nvPicPr>
+                  <pic:blipFill>
+                    <a:blip r:embed="rId31"/>
+                    <a:stretch>
+                      <a:fillRect/>
+                    </a:stretch>
+                  </pic:blipFill>
+                  <pic:spPr>
+                    <a:xfrm>
+                      <a:off x="0" y="0"/>
+                      <a:ext cx="5731510" cy="3063240"/>
+                    </a:xfrm>
+                    <a:prstGeom prst="rect">
+                      <a:avLst/>
+                    </a:prstGeom>
+                  </pic:spPr>
+                </pic:pic>
+              </a:graphicData>
+            </a:graphic>
+          </wp:inline>
+        </w:drawing>
+      </w:r>
+    </w:p>
+    <w:p/>
+    <w:p>
+      <w:r>
+        <w:lastRenderedPageBreak/>
+        <w:drawing>
+          <wp:inline distT="0" distB="0" distL="0" distR="0" wp14:anchorId="00941997" wp14:editId="6A4982FA">
+            <wp:extent cx="5731510" cy="2900045"/>
+            <wp:effectExtent l="0" t="0" r="2540" b="0"/>
+            <wp:docPr id="622762423" name="Picture 1"/>
+            <wp:cNvGraphicFramePr>
+              <a:graphicFrameLocks xmlns:a="http://schemas.openxmlformats.org/drawingml/2006/main" noChangeAspect="1"/>
+            </wp:cNvGraphicFramePr>
+            <a:graphic xmlns:a="http://schemas.openxmlformats.org/drawingml/2006/main">
+              <a:graphicData uri="http://schemas.openxmlformats.org/drawingml/2006/picture">
+                <pic:pic xmlns:pic="http://schemas.openxmlformats.org/drawingml/2006/picture">
+                  <pic:nvPicPr>
+                    <pic:cNvPr id="622762423" name=""/>
+                    <pic:cNvPicPr/>
+                  </pic:nvPicPr>
+                  <pic:blipFill>
+                    <a:blip r:embed="rId32"/>
+                    <a:stretch>
+                      <a:fillRect/>
+                    </a:stretch>
+                  </pic:blipFill>
+                  <pic:spPr>
+                    <a:xfrm>
+                      <a:off x="0" y="0"/>
+                      <a:ext cx="5731510" cy="2900045"/>
+                    </a:xfrm>
+                    <a:prstGeom prst="rect">
+                      <a:avLst/>
+                    </a:prstGeom>
+                  </pic:spPr>
+                </pic:pic>
+              </a:graphicData>
+            </a:graphic>
+          </wp:inline>
+        </w:drawing>
+      </w:r>
+    </w:p>
+    <w:p/>
+    <w:p/>
     <w:p/>
     <w:p/>
     <w:p/>
@@ -1173,9 +1618,171 @@
 </w:document>
 </file>
 
+<file path=word/endnotes.xml><?xml version="1.0" encoding="utf-8"?>
+<w:endnotes xmlns:wpc="http://schemas.microsoft.com/office/word/2010/wordprocessingCanvas" xmlns:cx="http://schemas.microsoft.com/office/drawing/2014/chartex" xmlns:cx1="http://schemas.microsoft.com/office/drawing/2015/9/8/chartex" xmlns:cx2="http://schemas.microsoft.com/office/drawing/2015/10/21/chartex" xmlns:cx3="http://schemas.microsoft.com/office/drawing/2016/5/9/chartex" xmlns:cx4="http://schemas.microsoft.com/office/drawing/2016/5/10/chartex" xmlns:cx5="http://schemas.microsoft.com/office/drawing/2016/5/11/chartex" xmlns:cx6="http://schemas.microsoft.com/office/drawing/2016/5/12/chartex" xmlns:cx7="http://schemas.microsoft.com/office/drawing/2016/5/13/chartex" xmlns:cx8="http://schemas.microsoft.com/office/drawing/2016/5/14/chartex" xmlns:mc="http://schemas.openxmlformats.org/markup-compatibility/2006" xmlns:aink="http://schemas.microsoft.com/office/drawing/2016/ink" xmlns:am3d="http://schemas.microsoft.com/office/drawing/2017/model3d" xmlns:o="urn:schemas-microsoft-com:office:office" xmlns:oel="http://schemas.microsoft.com/office/2019/extlst" xmlns:r="http://schemas.openxmlformats.org/officeDocument/2006/relationships" xmlns:m="http://schemas.openxmlformats.org/officeDocument/2006/math" xmlns:v="urn:schemas-microsoft-com:vml" xmlns:wp14="http://schemas.microsoft.com/office/word/2010/wordprocessingDrawing" xmlns:wp="http://schemas.openxmlformats.org/drawingml/2006/wordprocessingDrawing" xmlns:w10="urn:schemas-microsoft-com:office:word" xmlns:w="http://schemas.openxmlformats.org/wordprocessingml/2006/main" xmlns:w14="http://schemas.microsoft.com/office/word/2010/wordml" xmlns:w15="http://schemas.microsoft.com/office/word/2012/wordml" xmlns:w16cex="http://schemas.microsoft.com/office/word/2018/wordml/cex" xmlns:w16cid="http://schemas.microsoft.com/office/word/2016/wordml/cid" xmlns:w16="http://schemas.microsoft.com/office/word/2018/wordml" xmlns:w16du="http://schemas.microsoft.com/office/word/2023/wordml/word16du" xmlns:w16sdtdh="http://schemas.microsoft.com/office/word/2020/wordml/sdtdatahash" xmlns:w16sdtfl="http://schemas.microsoft.com/office/word/2024/wordml/sdtformatlock" xmlns:w16se="http://schemas.microsoft.com/office/word/2015/wordml/symex" xmlns:wpg="http://schemas.microsoft.com/office/word/2010/wordprocessingGroup" xmlns:wpi="http://schemas.microsoft.com/office/word/2010/wordprocessingInk" xmlns:wne="http://schemas.microsoft.com/office/word/2006/wordml" xmlns:wps="http://schemas.microsoft.com/office/word/2010/wordprocessingShape" mc:Ignorable="w14 w15 w16se w16cid w16 w16cex w16sdtdh w16sdtfl w16du wp14">
+  <w:endnote w:type="separator" w:id="-1">
+    <w:p>
+      <w:pPr>
+        <w:spacing w:after="0" w:line="240" w:lineRule="auto"/>
+      </w:pPr>
+      <w:r>
+        <w:separator/>
+      </w:r>
+    </w:p>
+  </w:endnote>
+  <w:endnote w:type="continuationSeparator" w:id="0">
+    <w:p>
+      <w:pPr>
+        <w:spacing w:after="0" w:line="240" w:lineRule="auto"/>
+      </w:pPr>
+      <w:r>
+        <w:continuationSeparator/>
+      </w:r>
+    </w:p>
+  </w:endnote>
+</w:endnotes>
+</file>
+
+<file path=word/footnotes.xml><?xml version="1.0" encoding="utf-8"?>
+<w:footnotes xmlns:wpc="http://schemas.microsoft.com/office/word/2010/wordprocessingCanvas" xmlns:cx="http://schemas.microsoft.com/office/drawing/2014/chartex" xmlns:cx1="http://schemas.microsoft.com/office/drawing/2015/9/8/chartex" xmlns:cx2="http://schemas.microsoft.com/office/drawing/2015/10/21/chartex" xmlns:cx3="http://schemas.microsoft.com/office/drawing/2016/5/9/chartex" xmlns:cx4="http://schemas.microsoft.com/office/drawing/2016/5/10/chartex" xmlns:cx5="http://schemas.microsoft.com/office/drawing/2016/5/11/chartex" xmlns:cx6="http://schemas.microsoft.com/office/drawing/2016/5/12/chartex" xmlns:cx7="http://schemas.microsoft.com/office/drawing/2016/5/13/chartex" xmlns:cx8="http://schemas.microsoft.com/office/drawing/2016/5/14/chartex" xmlns:mc="http://schemas.openxmlformats.org/markup-compatibility/2006" xmlns:aink="http://schemas.microsoft.com/office/drawing/2016/ink" xmlns:am3d="http://schemas.microsoft.com/office/drawing/2017/model3d" xmlns:o="urn:schemas-microsoft-com:office:office" xmlns:oel="http://schemas.microsoft.com/office/2019/extlst" xmlns:r="http://schemas.openxmlformats.org/officeDocument/2006/relationships" xmlns:m="http://schemas.openxmlformats.org/officeDocument/2006/math" xmlns:v="urn:schemas-microsoft-com:vml" xmlns:wp14="http://schemas.microsoft.com/office/word/2010/wordprocessingDrawing" xmlns:wp="http://schemas.openxmlformats.org/drawingml/2006/wordprocessingDrawing" xmlns:w10="urn:schemas-microsoft-com:office:word" xmlns:w="http://schemas.openxmlformats.org/wordprocessingml/2006/main" xmlns:w14="http://schemas.microsoft.com/office/word/2010/wordml" xmlns:w15="http://schemas.microsoft.com/office/word/2012/wordml" xmlns:w16cex="http://schemas.microsoft.com/office/word/2018/wordml/cex" xmlns:w16cid="http://schemas.microsoft.com/office/word/2016/wordml/cid" xmlns:w16="http://schemas.microsoft.com/office/word/2018/wordml" xmlns:w16du="http://schemas.microsoft.com/office/word/2023/wordml/word16du" xmlns:w16sdtdh="http://schemas.microsoft.com/office/word/2020/wordml/sdtdatahash" xmlns:w16sdtfl="http://schemas.microsoft.com/office/word/2024/wordml/sdtformatlock" xmlns:w16se="http://schemas.microsoft.com/office/word/2015/wordml/symex" xmlns:wpg="http://schemas.microsoft.com/office/word/2010/wordprocessingGroup" xmlns:wpi="http://schemas.microsoft.com/office/word/2010/wordprocessingInk" xmlns:wne="http://schemas.microsoft.com/office/word/2006/wordml" xmlns:wps="http://schemas.microsoft.com/office/word/2010/wordprocessingShape" mc:Ignorable="w14 w15 w16se w16cid w16 w16cex w16sdtdh w16sdtfl w16du wp14">
+  <w:footnote w:type="separator" w:id="-1">
+    <w:p>
+      <w:pPr>
+        <w:spacing w:after="0" w:line="240" w:lineRule="auto"/>
+      </w:pPr>
+      <w:r>
+        <w:separator/>
+      </w:r>
+    </w:p>
+  </w:footnote>
+  <w:footnote w:type="continuationSeparator" w:id="0">
+    <w:p>
+      <w:pPr>
+        <w:spacing w:after="0" w:line="240" w:lineRule="auto"/>
+      </w:pPr>
+      <w:r>
+        <w:continuationSeparator/>
+      </w:r>
+    </w:p>
+  </w:footnote>
+</w:footnotes>
+</file>
+
 <file path=word/numbering.xml><?xml version="1.0" encoding="utf-8"?>
 <w:numbering xmlns:wpc="http://schemas.microsoft.com/office/word/2010/wordprocessingCanvas" xmlns:cx="http://schemas.microsoft.com/office/drawing/2014/chartex" xmlns:cx1="http://schemas.microsoft.com/office/drawing/2015/9/8/chartex" xmlns:cx2="http://schemas.microsoft.com/office/drawing/2015/10/21/chartex" xmlns:cx3="http://schemas.microsoft.com/office/drawing/2016/5/9/chartex" xmlns:cx4="http://schemas.microsoft.com/office/drawing/2016/5/10/chartex" xmlns:cx5="http://schemas.microsoft.com/office/drawing/2016/5/11/chartex" xmlns:cx6="http://schemas.microsoft.com/office/drawing/2016/5/12/chartex" xmlns:cx7="http://schemas.microsoft.com/office/drawing/2016/5/13/chartex" xmlns:cx8="http://schemas.microsoft.com/office/drawing/2016/5/14/chartex" xmlns:mc="http://schemas.openxmlformats.org/markup-compatibility/2006" xmlns:aink="http://schemas.microsoft.com/office/drawing/2016/ink" xmlns:am3d="http://schemas.microsoft.com/office/drawing/2017/model3d" xmlns:o="urn:schemas-microsoft-com:office:office" xmlns:oel="http://schemas.microsoft.com/office/2019/extlst" xmlns:r="http://schemas.openxmlformats.org/officeDocument/2006/relationships" xmlns:m="http://schemas.openxmlformats.org/officeDocument/2006/math" xmlns:v="urn:schemas-microsoft-com:vml" xmlns:wp14="http://schemas.microsoft.com/office/word/2010/wordprocessingDrawing" xmlns:wp="http://schemas.openxmlformats.org/drawingml/2006/wordprocessingDrawing" xmlns:w10="urn:schemas-microsoft-com:office:word" xmlns:w="http://schemas.openxmlformats.org/wordprocessingml/2006/main" xmlns:w14="http://schemas.microsoft.com/office/word/2010/wordml" xmlns:w15="http://schemas.microsoft.com/office/word/2012/wordml" xmlns:w16cex="http://schemas.microsoft.com/office/word/2018/wordml/cex" xmlns:w16cid="http://schemas.microsoft.com/office/word/2016/wordml/cid" xmlns:w16="http://schemas.microsoft.com/office/word/2018/wordml" xmlns:w16du="http://schemas.microsoft.com/office/word/2023/wordml/word16du" xmlns:w16sdtdh="http://schemas.microsoft.com/office/word/2020/wordml/sdtdatahash" xmlns:w16sdtfl="http://schemas.microsoft.com/office/word/2024/wordml/sdtformatlock" xmlns:w16se="http://schemas.microsoft.com/office/word/2015/wordml/symex" xmlns:wpg="http://schemas.microsoft.com/office/word/2010/wordprocessingGroup" xmlns:wpi="http://schemas.microsoft.com/office/word/2010/wordprocessingInk" xmlns:wne="http://schemas.microsoft.com/office/word/2006/wordml" xmlns:wps="http://schemas.microsoft.com/office/word/2010/wordprocessingShape" mc:Ignorable="w14 w15 w16se w16cid w16 w16cex w16sdtdh w16sdtfl w16du wp14">
   <w:abstractNum w:abstractNumId="0" w15:restartNumberingAfterBreak="0">
+    <w:nsid w:val="24C12C6B"/>
+    <w:multiLevelType w:val="hybridMultilevel"/>
+    <w:tmpl w:val="573863CA"/>
+    <w:lvl w:ilvl="0" w:tplc="4ECAEBDE">
+      <w:numFmt w:val="bullet"/>
+      <w:lvlText w:val="-"/>
+      <w:lvlJc w:val="left"/>
+      <w:pPr>
+        <w:ind w:left="720" w:hanging="360"/>
+      </w:pPr>
+      <w:rPr>
+        <w:rFonts w:ascii="Calibri" w:eastAsiaTheme="minorHAnsi" w:hAnsi="Calibri" w:cs="Calibri" w:hint="default"/>
+      </w:rPr>
+    </w:lvl>
+    <w:lvl w:ilvl="1" w:tplc="40090003" w:tentative="1">
+      <w:start w:val="1"/>
+      <w:numFmt w:val="bullet"/>
+      <w:lvlText w:val="o"/>
+      <w:lvlJc w:val="left"/>
+      <w:pPr>
+        <w:ind w:left="1440" w:hanging="360"/>
+      </w:pPr>
+      <w:rPr>
+        <w:rFonts w:ascii="Courier New" w:hAnsi="Courier New" w:cs="Courier New" w:hint="default"/>
+      </w:rPr>
+    </w:lvl>
+    <w:lvl w:ilvl="2" w:tplc="40090005" w:tentative="1">
+      <w:start w:val="1"/>
+      <w:numFmt w:val="bullet"/>
+      <w:lvlText w:val=""/>
+      <w:lvlJc w:val="left"/>
+      <w:pPr>
+        <w:ind w:left="2160" w:hanging="360"/>
+      </w:pPr>
+      <w:rPr>
+        <w:rFonts w:ascii="Wingdings" w:hAnsi="Wingdings" w:hint="default"/>
+      </w:rPr>
+    </w:lvl>
+    <w:lvl w:ilvl="3" w:tplc="40090001" w:tentative="1">
+      <w:start w:val="1"/>
+      <w:numFmt w:val="bullet"/>
+      <w:lvlText w:val=""/>
+      <w:lvlJc w:val="left"/>
+      <w:pPr>
+        <w:ind w:left="2880" w:hanging="360"/>
+      </w:pPr>
+      <w:rPr>
+        <w:rFonts w:ascii="Symbol" w:hAnsi="Symbol" w:hint="default"/>
+      </w:rPr>
+    </w:lvl>
+    <w:lvl w:ilvl="4" w:tplc="40090003" w:tentative="1">
+      <w:start w:val="1"/>
+      <w:numFmt w:val="bullet"/>
+      <w:lvlText w:val="o"/>
+      <w:lvlJc w:val="left"/>
+      <w:pPr>
+        <w:ind w:left="3600" w:hanging="360"/>
+      </w:pPr>
+      <w:rPr>
+        <w:rFonts w:ascii="Courier New" w:hAnsi="Courier New" w:cs="Courier New" w:hint="default"/>
+      </w:rPr>
+    </w:lvl>
+    <w:lvl w:ilvl="5" w:tplc="40090005" w:tentative="1">
+      <w:start w:val="1"/>
+      <w:numFmt w:val="bullet"/>
+      <w:lvlText w:val=""/>
+      <w:lvlJc w:val="left"/>
+      <w:pPr>
+        <w:ind w:left="4320" w:hanging="360"/>
+      </w:pPr>
+      <w:rPr>
+        <w:rFonts w:ascii="Wingdings" w:hAnsi="Wingdings" w:hint="default"/>
+      </w:rPr>
+    </w:lvl>
+    <w:lvl w:ilvl="6" w:tplc="40090001" w:tentative="1">
+      <w:start w:val="1"/>
+      <w:numFmt w:val="bullet"/>
+      <w:lvlText w:val=""/>
+      <w:lvlJc w:val="left"/>
+      <w:pPr>
+        <w:ind w:left="5040" w:hanging="360"/>
+      </w:pPr>
+      <w:rPr>
+        <w:rFonts w:ascii="Symbol" w:hAnsi="Symbol" w:hint="default"/>
+      </w:rPr>
+    </w:lvl>
+    <w:lvl w:ilvl="7" w:tplc="40090003" w:tentative="1">
+      <w:start w:val="1"/>
+      <w:numFmt w:val="bullet"/>
+      <w:lvlText w:val="o"/>
+      <w:lvlJc w:val="left"/>
+      <w:pPr>
+        <w:ind w:left="5760" w:hanging="360"/>
+      </w:pPr>
+      <w:rPr>
+        <w:rFonts w:ascii="Courier New" w:hAnsi="Courier New" w:cs="Courier New" w:hint="default"/>
+      </w:rPr>
+    </w:lvl>
+    <w:lvl w:ilvl="8" w:tplc="40090005" w:tentative="1">
+      <w:start w:val="1"/>
+      <w:numFmt w:val="bullet"/>
+      <w:lvlText w:val=""/>
+      <w:lvlJc w:val="left"/>
+      <w:pPr>
+        <w:ind w:left="6480" w:hanging="360"/>
+      </w:pPr>
+      <w:rPr>
+        <w:rFonts w:ascii="Wingdings" w:hAnsi="Wingdings" w:hint="default"/>
+      </w:rPr>
+    </w:lvl>
+  </w:abstractNum>
+  <w:abstractNum w:abstractNumId="1" w15:restartNumberingAfterBreak="0">
     <w:nsid w:val="560F53CC"/>
     <w:multiLevelType w:val="multilevel"/>
     <w:tmpl w:val="00E6B81C"/>
@@ -1324,7 +1931,126 @@
       </w:rPr>
     </w:lvl>
   </w:abstractNum>
+  <w:abstractNum w:abstractNumId="2" w15:restartNumberingAfterBreak="0">
+    <w:nsid w:val="7F4A7D59"/>
+    <w:multiLevelType w:val="hybridMultilevel"/>
+    <w:tmpl w:val="006ED972"/>
+    <w:lvl w:ilvl="0" w:tplc="40090001">
+      <w:start w:val="1"/>
+      <w:numFmt w:val="bullet"/>
+      <w:lvlText w:val=""/>
+      <w:lvlJc w:val="left"/>
+      <w:pPr>
+        <w:ind w:left="720" w:hanging="360"/>
+      </w:pPr>
+      <w:rPr>
+        <w:rFonts w:ascii="Symbol" w:hAnsi="Symbol" w:hint="default"/>
+      </w:rPr>
+    </w:lvl>
+    <w:lvl w:ilvl="1" w:tplc="40090003" w:tentative="1">
+      <w:start w:val="1"/>
+      <w:numFmt w:val="bullet"/>
+      <w:lvlText w:val="o"/>
+      <w:lvlJc w:val="left"/>
+      <w:pPr>
+        <w:ind w:left="1440" w:hanging="360"/>
+      </w:pPr>
+      <w:rPr>
+        <w:rFonts w:ascii="Courier New" w:hAnsi="Courier New" w:cs="Courier New" w:hint="default"/>
+      </w:rPr>
+    </w:lvl>
+    <w:lvl w:ilvl="2" w:tplc="40090005" w:tentative="1">
+      <w:start w:val="1"/>
+      <w:numFmt w:val="bullet"/>
+      <w:lvlText w:val=""/>
+      <w:lvlJc w:val="left"/>
+      <w:pPr>
+        <w:ind w:left="2160" w:hanging="360"/>
+      </w:pPr>
+      <w:rPr>
+        <w:rFonts w:ascii="Wingdings" w:hAnsi="Wingdings" w:hint="default"/>
+      </w:rPr>
+    </w:lvl>
+    <w:lvl w:ilvl="3" w:tplc="40090001" w:tentative="1">
+      <w:start w:val="1"/>
+      <w:numFmt w:val="bullet"/>
+      <w:lvlText w:val=""/>
+      <w:lvlJc w:val="left"/>
+      <w:pPr>
+        <w:ind w:left="2880" w:hanging="360"/>
+      </w:pPr>
+      <w:rPr>
+        <w:rFonts w:ascii="Symbol" w:hAnsi="Symbol" w:hint="default"/>
+      </w:rPr>
+    </w:lvl>
+    <w:lvl w:ilvl="4" w:tplc="40090003" w:tentative="1">
+      <w:start w:val="1"/>
+      <w:numFmt w:val="bullet"/>
+      <w:lvlText w:val="o"/>
+      <w:lvlJc w:val="left"/>
+      <w:pPr>
+        <w:ind w:left="3600" w:hanging="360"/>
+      </w:pPr>
+      <w:rPr>
+        <w:rFonts w:ascii="Courier New" w:hAnsi="Courier New" w:cs="Courier New" w:hint="default"/>
+      </w:rPr>
+    </w:lvl>
+    <w:lvl w:ilvl="5" w:tplc="40090005" w:tentative="1">
+      <w:start w:val="1"/>
+      <w:numFmt w:val="bullet"/>
+      <w:lvlText w:val=""/>
+      <w:lvlJc w:val="left"/>
+      <w:pPr>
+        <w:ind w:left="4320" w:hanging="360"/>
+      </w:pPr>
+      <w:rPr>
+        <w:rFonts w:ascii="Wingdings" w:hAnsi="Wingdings" w:hint="default"/>
+      </w:rPr>
+    </w:lvl>
+    <w:lvl w:ilvl="6" w:tplc="40090001" w:tentative="1">
+      <w:start w:val="1"/>
+      <w:numFmt w:val="bullet"/>
+      <w:lvlText w:val=""/>
+      <w:lvlJc w:val="left"/>
+      <w:pPr>
+        <w:ind w:left="5040" w:hanging="360"/>
+      </w:pPr>
+      <w:rPr>
+        <w:rFonts w:ascii="Symbol" w:hAnsi="Symbol" w:hint="default"/>
+      </w:rPr>
+    </w:lvl>
+    <w:lvl w:ilvl="7" w:tplc="40090003" w:tentative="1">
+      <w:start w:val="1"/>
+      <w:numFmt w:val="bullet"/>
+      <w:lvlText w:val="o"/>
+      <w:lvlJc w:val="left"/>
+      <w:pPr>
+        <w:ind w:left="5760" w:hanging="360"/>
+      </w:pPr>
+      <w:rPr>
+        <w:rFonts w:ascii="Courier New" w:hAnsi="Courier New" w:cs="Courier New" w:hint="default"/>
+      </w:rPr>
+    </w:lvl>
+    <w:lvl w:ilvl="8" w:tplc="40090005" w:tentative="1">
+      <w:start w:val="1"/>
+      <w:numFmt w:val="bullet"/>
+      <w:lvlText w:val=""/>
+      <w:lvlJc w:val="left"/>
+      <w:pPr>
+        <w:ind w:left="6480" w:hanging="360"/>
+      </w:pPr>
+      <w:rPr>
+        <w:rFonts w:ascii="Wingdings" w:hAnsi="Wingdings" w:hint="default"/>
+      </w:rPr>
+    </w:lvl>
+  </w:abstractNum>
   <w:num w:numId="1" w16cid:durableId="1371103955">
+    <w:abstractNumId w:val="1"/>
+  </w:num>
+  <w:num w:numId="2" w16cid:durableId="2022733734">
+    <w:abstractNumId w:val="2"/>
+  </w:num>
+  <w:num w:numId="3" w16cid:durableId="1261911952">
     <w:abstractNumId w:val="0"/>
   </w:num>
 </w:numbering>
@@ -1932,6 +2658,7 @@
   <w:style w:type="character" w:default="1" w:styleId="DefaultParagraphFont">
     <w:name w:val="Default Paragraph Font"/>
     <w:uiPriority w:val="1"/>
+    <w:semiHidden/>
     <w:unhideWhenUsed/>
   </w:style>
   <w:style w:type="table" w:default="1" w:styleId="TableNormal">
@@ -2275,6 +3002,50 @@
     <w:pPr>
       <w:spacing w:after="0" w:line="240" w:lineRule="auto"/>
     </w:pPr>
+  </w:style>
+  <w:style w:type="paragraph" w:styleId="Header">
+    <w:name w:val="header"/>
+    <w:basedOn w:val="Normal"/>
+    <w:link w:val="HeaderChar"/>
+    <w:uiPriority w:val="99"/>
+    <w:unhideWhenUsed/>
+    <w:rsid w:val="00553D1D"/>
+    <w:pPr>
+      <w:tabs>
+        <w:tab w:val="center" w:pos="4513"/>
+        <w:tab w:val="right" w:pos="9026"/>
+      </w:tabs>
+      <w:spacing w:after="0" w:line="240" w:lineRule="auto"/>
+    </w:pPr>
+  </w:style>
+  <w:style w:type="character" w:customStyle="1" w:styleId="HeaderChar">
+    <w:name w:val="Header Char"/>
+    <w:basedOn w:val="DefaultParagraphFont"/>
+    <w:link w:val="Header"/>
+    <w:uiPriority w:val="99"/>
+    <w:rsid w:val="00553D1D"/>
+  </w:style>
+  <w:style w:type="paragraph" w:styleId="Footer">
+    <w:name w:val="footer"/>
+    <w:basedOn w:val="Normal"/>
+    <w:link w:val="FooterChar"/>
+    <w:uiPriority w:val="99"/>
+    <w:unhideWhenUsed/>
+    <w:rsid w:val="00553D1D"/>
+    <w:pPr>
+      <w:tabs>
+        <w:tab w:val="center" w:pos="4513"/>
+        <w:tab w:val="right" w:pos="9026"/>
+      </w:tabs>
+      <w:spacing w:after="0" w:line="240" w:lineRule="auto"/>
+    </w:pPr>
+  </w:style>
+  <w:style w:type="character" w:customStyle="1" w:styleId="FooterChar">
+    <w:name w:val="Footer Char"/>
+    <w:basedOn w:val="DefaultParagraphFont"/>
+    <w:link w:val="Footer"/>
+    <w:uiPriority w:val="99"/>
+    <w:rsid w:val="00553D1D"/>
   </w:style>
 </w:styles>
 </file>

--- a/process-document.docx
+++ b/process-document.docx
@@ -671,6 +671,9 @@
     <w:p/>
     <w:p>
       <w:r>
+        <w:rPr>
+          <w:noProof/>
+        </w:rPr>
         <w:lastRenderedPageBreak/>
         <w:drawing>
           <wp:inline distT="0" distB="0" distL="0" distR="0" wp14:anchorId="187CC3A7" wp14:editId="5979DBE1">
@@ -1519,6 +1522,9 @@
     <w:p/>
     <w:p>
       <w:r>
+        <w:rPr>
+          <w:noProof/>
+        </w:rPr>
         <w:drawing>
           <wp:inline distT="0" distB="0" distL="0" distR="0" wp14:anchorId="5EC0DD19" wp14:editId="4AB67C07">
             <wp:extent cx="5731510" cy="3063240"/>
@@ -1559,6 +1565,9 @@
     <w:p/>
     <w:p>
       <w:r>
+        <w:rPr>
+          <w:noProof/>
+        </w:rPr>
         <w:lastRenderedPageBreak/>
         <w:drawing>
           <wp:inline distT="0" distB="0" distL="0" distR="0" wp14:anchorId="00941997" wp14:editId="6A4982FA">
@@ -1598,7 +1607,110 @@
       </w:r>
     </w:p>
     <w:p/>
-    <w:p/>
+    <w:p>
+      <w:pPr>
+        <w:rPr>
+          <w:b/>
+          <w:bCs/>
+        </w:rPr>
+      </w:pPr>
+      <w:r>
+        <w:rPr>
+          <w:b/>
+          <w:bCs/>
+        </w:rPr>
+        <w:t>Ingress Controller:</w:t>
+      </w:r>
+    </w:p>
+    <w:p>
+      <w:pPr>
+        <w:rPr>
+          <w:b/>
+          <w:bCs/>
+        </w:rPr>
+      </w:pPr>
+      <w:r>
+        <w:rPr>
+          <w:b/>
+          <w:bCs/>
+        </w:rPr>
+        <w:drawing>
+          <wp:inline distT="0" distB="0" distL="0" distR="0" wp14:anchorId="1587890D" wp14:editId="623FFF18">
+            <wp:extent cx="5731510" cy="4142740"/>
+            <wp:effectExtent l="0" t="0" r="2540" b="0"/>
+            <wp:docPr id="482921043" name="Picture 1"/>
+            <wp:cNvGraphicFramePr>
+              <a:graphicFrameLocks xmlns:a="http://schemas.openxmlformats.org/drawingml/2006/main" noChangeAspect="1"/>
+            </wp:cNvGraphicFramePr>
+            <a:graphic xmlns:a="http://schemas.openxmlformats.org/drawingml/2006/main">
+              <a:graphicData uri="http://schemas.openxmlformats.org/drawingml/2006/picture">
+                <pic:pic xmlns:pic="http://schemas.openxmlformats.org/drawingml/2006/picture">
+                  <pic:nvPicPr>
+                    <pic:cNvPr id="482921043" name=""/>
+                    <pic:cNvPicPr/>
+                  </pic:nvPicPr>
+                  <pic:blipFill>
+                    <a:blip r:embed="rId33"/>
+                    <a:stretch>
+                      <a:fillRect/>
+                    </a:stretch>
+                  </pic:blipFill>
+                  <pic:spPr>
+                    <a:xfrm>
+                      <a:off x="0" y="0"/>
+                      <a:ext cx="5731510" cy="4142740"/>
+                    </a:xfrm>
+                    <a:prstGeom prst="rect">
+                      <a:avLst/>
+                    </a:prstGeom>
+                  </pic:spPr>
+                </pic:pic>
+              </a:graphicData>
+            </a:graphic>
+          </wp:inline>
+        </w:drawing>
+      </w:r>
+    </w:p>
+    <w:p>
+      <w:r>
+        <w:lastRenderedPageBreak/>
+        <w:drawing>
+          <wp:inline distT="0" distB="0" distL="0" distR="0" wp14:anchorId="4DBF7F7D" wp14:editId="25666701">
+            <wp:extent cx="5731510" cy="3194685"/>
+            <wp:effectExtent l="0" t="0" r="2540" b="5715"/>
+            <wp:docPr id="2065229200" name="Picture 1"/>
+            <wp:cNvGraphicFramePr>
+              <a:graphicFrameLocks xmlns:a="http://schemas.openxmlformats.org/drawingml/2006/main" noChangeAspect="1"/>
+            </wp:cNvGraphicFramePr>
+            <a:graphic xmlns:a="http://schemas.openxmlformats.org/drawingml/2006/main">
+              <a:graphicData uri="http://schemas.openxmlformats.org/drawingml/2006/picture">
+                <pic:pic xmlns:pic="http://schemas.openxmlformats.org/drawingml/2006/picture">
+                  <pic:nvPicPr>
+                    <pic:cNvPr id="2065229200" name=""/>
+                    <pic:cNvPicPr/>
+                  </pic:nvPicPr>
+                  <pic:blipFill>
+                    <a:blip r:embed="rId34"/>
+                    <a:stretch>
+                      <a:fillRect/>
+                    </a:stretch>
+                  </pic:blipFill>
+                  <pic:spPr>
+                    <a:xfrm>
+                      <a:off x="0" y="0"/>
+                      <a:ext cx="5731510" cy="3194685"/>
+                    </a:xfrm>
+                    <a:prstGeom prst="rect">
+                      <a:avLst/>
+                    </a:prstGeom>
+                  </pic:spPr>
+                </pic:pic>
+              </a:graphicData>
+            </a:graphic>
+          </wp:inline>
+        </w:drawing>
+      </w:r>
+    </w:p>
     <w:p/>
     <w:p/>
     <w:p/>
